--- a/О.docx
+++ b/О.docx
@@ -162,14 +162,28 @@
           <w:rFonts w:ascii="Times New Roman" w:hAnsi="Times New Roman" w:cs="Times New Roman"/>
           <w:lang w:val="ru-RU"/>
         </w:rPr>
-        <w:t>С</w:t>
-      </w:r>
-      <w:r>
-        <w:rPr>
-          <w:rFonts w:ascii="Times New Roman" w:hAnsi="Times New Roman" w:cs="Times New Roman"/>
-          <w:lang w:val="ru-RU"/>
-        </w:rPr>
-        <w:t xml:space="preserve">уществующих методов обнаружения фальсифицированного фрагмента на изображении </w:t>
+        <w:t>М</w:t>
+      </w:r>
+      <w:r>
+        <w:rPr>
+          <w:rFonts w:ascii="Times New Roman" w:hAnsi="Times New Roman" w:cs="Times New Roman"/>
+          <w:lang w:val="ru-RU"/>
+        </w:rPr>
+        <w:t>етод</w:t>
+      </w:r>
+      <w:r>
+        <w:rPr>
+          <w:rFonts w:ascii="Times New Roman" w:hAnsi="Times New Roman" w:cs="Times New Roman"/>
+          <w:lang w:val="ru-RU"/>
+        </w:rPr>
+        <w:t>ы</w:t>
+      </w:r>
+      <w:r>
+        <w:rPr>
+          <w:rFonts w:ascii="Times New Roman" w:hAnsi="Times New Roman" w:cs="Times New Roman"/>
+          <w:lang w:val="ru-RU"/>
+        </w:rPr>
+        <w:t xml:space="preserve"> обнаружения фальсифицированного фрагмента на изображении </w:t>
       </w:r>
     </w:p>
     <w:p>
@@ -185,28 +199,34 @@
           <w:lang w:val="ru-RU"/>
         </w:rPr>
       </w:pPr>
-      <w:proofErr w:type="spellStart"/>
-      <w:r>
-        <w:rPr>
-          <w:rFonts w:ascii="Times New Roman" w:hAnsi="Times New Roman" w:cs="Times New Roman"/>
-        </w:rPr>
-        <w:t>Традиционные</w:t>
-      </w:r>
-      <w:proofErr w:type="spellEnd"/>
-      <w:r>
-        <w:rPr>
-          <w:rFonts w:ascii="Times New Roman" w:hAnsi="Times New Roman" w:cs="Times New Roman"/>
+      <w:r>
+        <w:rPr>
+          <w:rFonts w:ascii="Times New Roman" w:hAnsi="Times New Roman" w:cs="Times New Roman"/>
+          <w:lang w:val="ru-RU"/>
+        </w:rPr>
+        <w:t xml:space="preserve">Метод </w:t>
+      </w:r>
+      <w:r>
+        <w:rPr>
+          <w:rFonts w:ascii="Times New Roman" w:hAnsi="Times New Roman" w:cs="Times New Roman"/>
+          <w:lang w:val="ru-RU"/>
+        </w:rPr>
+        <w:t>на основе анализа</w:t>
+      </w:r>
+      <w:r>
+        <w:rPr>
+          <w:rFonts w:ascii="Times New Roman" w:hAnsi="Times New Roman" w:cs="Times New Roman"/>
+          <w:lang w:val="ru-RU"/>
         </w:rPr>
         <w:t xml:space="preserve"> </w:t>
       </w:r>
-      <w:proofErr w:type="spellStart"/>
-      <w:r>
-        <w:rPr>
-          <w:rFonts w:ascii="Times New Roman" w:hAnsi="Times New Roman" w:cs="Times New Roman"/>
-        </w:rPr>
-        <w:t>методы</w:t>
-      </w:r>
-      <w:proofErr w:type="spellEnd"/>
+      <w:r>
+        <w:rPr>
+          <w:rFonts w:ascii="Times New Roman" w:hAnsi="Times New Roman" w:cs="Times New Roman"/>
+          <w:lang w:val="ru-RU"/>
+        </w:rPr>
+        <w:t>целостности изображений</w:t>
+      </w:r>
     </w:p>
     <w:p>
       <w:pPr>
@@ -226,55 +246,198 @@
           <w:rFonts w:ascii="Times New Roman" w:hAnsi="Times New Roman" w:cs="Times New Roman"/>
           <w:lang w:val="ru-RU"/>
         </w:rPr>
-        <w:t>Методы на основе нейронных сетей</w:t>
-      </w:r>
-    </w:p>
-    <w:p>
-      <w:pPr>
-        <w:spacing w:after="0"/>
-        <w:rPr>
-          <w:rFonts w:ascii="Times New Roman" w:hAnsi="Times New Roman" w:cs="Times New Roman"/>
-          <w:lang w:val="ru-RU"/>
-        </w:rPr>
-      </w:pPr>
-      <w:r>
-        <w:rPr>
-          <w:rFonts w:ascii="Times New Roman" w:hAnsi="Times New Roman" w:cs="Times New Roman"/>
-          <w:lang w:val="ru-RU"/>
-        </w:rPr>
-        <w:t xml:space="preserve">1.3. Критерии сравнения методов обнаружения фальсифицированных фрагментов </w:t>
-      </w:r>
-    </w:p>
-    <w:p>
-      <w:pPr>
-        <w:spacing w:after="0"/>
-        <w:rPr>
-          <w:rFonts w:ascii="Times New Roman" w:hAnsi="Times New Roman" w:cs="Times New Roman"/>
-          <w:lang w:val="ru-RU"/>
-        </w:rPr>
-      </w:pPr>
-      <w:r>
-        <w:rPr>
-          <w:rFonts w:ascii="Times New Roman" w:hAnsi="Times New Roman" w:cs="Times New Roman"/>
-          <w:lang w:val="ru-RU"/>
-        </w:rPr>
-        <w:t xml:space="preserve">1.4. Сравнительный анализ рассмотренных методов </w:t>
-      </w:r>
-    </w:p>
-    <w:p>
-      <w:pPr>
-        <w:spacing w:after="0"/>
-        <w:rPr>
-          <w:rFonts w:ascii="Times New Roman" w:hAnsi="Times New Roman" w:cs="Times New Roman"/>
-          <w:lang w:val="ru-RU"/>
-        </w:rPr>
-      </w:pPr>
-      <w:r>
-        <w:rPr>
-          <w:rFonts w:ascii="Times New Roman" w:hAnsi="Times New Roman" w:cs="Times New Roman"/>
-          <w:lang w:val="ru-RU"/>
-        </w:rPr>
-        <w:t xml:space="preserve">1.5. Формальная постановка задачи </w:t>
+        <w:t xml:space="preserve">Метод </w:t>
+      </w:r>
+      <w:r>
+        <w:rPr>
+          <w:rFonts w:ascii="Times New Roman" w:hAnsi="Times New Roman" w:cs="Times New Roman"/>
+          <w:lang w:val="ru-RU"/>
+        </w:rPr>
+        <w:t>поиска ключевых</w:t>
+      </w:r>
+      <w:r>
+        <w:rPr>
+          <w:rFonts w:ascii="Times New Roman" w:hAnsi="Times New Roman" w:cs="Times New Roman"/>
+          <w:lang w:val="ru-RU"/>
+        </w:rPr>
+        <w:t xml:space="preserve"> точек</w:t>
+      </w:r>
+    </w:p>
+    <w:p>
+      <w:pPr>
+        <w:pStyle w:val="ListParagraph"/>
+        <w:numPr>
+          <w:ilvl w:val="2"/>
+          <w:numId w:val="1"/>
+        </w:numPr>
+        <w:spacing w:after="0"/>
+        <w:rPr>
+          <w:rFonts w:ascii="Times New Roman" w:hAnsi="Times New Roman" w:cs="Times New Roman"/>
+          <w:lang w:val="ru-RU"/>
+        </w:rPr>
+      </w:pPr>
+      <w:r>
+        <w:rPr>
+          <w:rFonts w:ascii="Times New Roman" w:hAnsi="Times New Roman" w:cs="Times New Roman"/>
+          <w:lang w:val="ru-RU"/>
+        </w:rPr>
+        <w:t xml:space="preserve">Методы на основе </w:t>
+      </w:r>
+      <w:r>
+        <w:rPr>
+          <w:rFonts w:ascii="Times New Roman" w:hAnsi="Times New Roman" w:cs="Times New Roman"/>
+          <w:lang w:val="ru-RU"/>
+        </w:rPr>
+        <w:t xml:space="preserve">сверточной </w:t>
+      </w:r>
+      <w:r>
+        <w:rPr>
+          <w:rFonts w:ascii="Times New Roman" w:hAnsi="Times New Roman" w:cs="Times New Roman"/>
+          <w:lang w:val="ru-RU"/>
+        </w:rPr>
+        <w:t>нейронн</w:t>
+      </w:r>
+      <w:r>
+        <w:rPr>
+          <w:rFonts w:ascii="Times New Roman" w:hAnsi="Times New Roman" w:cs="Times New Roman"/>
+          <w:lang w:val="ru-RU"/>
+        </w:rPr>
+        <w:t>ой</w:t>
+      </w:r>
+      <w:r>
+        <w:rPr>
+          <w:rFonts w:ascii="Times New Roman" w:hAnsi="Times New Roman" w:cs="Times New Roman"/>
+          <w:lang w:val="ru-RU"/>
+        </w:rPr>
+        <w:t xml:space="preserve"> сет</w:t>
+      </w:r>
+      <w:r>
+        <w:rPr>
+          <w:rFonts w:ascii="Times New Roman" w:hAnsi="Times New Roman" w:cs="Times New Roman"/>
+          <w:lang w:val="ru-RU"/>
+        </w:rPr>
+        <w:t>и</w:t>
+      </w:r>
+    </w:p>
+    <w:p>
+      <w:pPr>
+        <w:pStyle w:val="ListParagraph"/>
+        <w:numPr>
+          <w:ilvl w:val="1"/>
+          <w:numId w:val="1"/>
+        </w:numPr>
+        <w:spacing w:after="0"/>
+        <w:rPr>
+          <w:rFonts w:ascii="Times New Roman" w:hAnsi="Times New Roman" w:cs="Times New Roman"/>
+          <w:lang w:val="ru-RU"/>
+        </w:rPr>
+      </w:pPr>
+      <w:r>
+        <w:rPr>
+          <w:rFonts w:ascii="Times New Roman" w:hAnsi="Times New Roman" w:cs="Times New Roman"/>
+          <w:lang w:val="ru-RU"/>
+        </w:rPr>
+        <w:t xml:space="preserve">Сравнительный анализ </w:t>
+      </w:r>
+      <w:r>
+        <w:rPr>
+          <w:rFonts w:ascii="Times New Roman" w:hAnsi="Times New Roman" w:cs="Times New Roman"/>
+          <w:lang w:val="ru-RU"/>
+        </w:rPr>
+        <w:t xml:space="preserve">методов </w:t>
+      </w:r>
+      <w:r>
+        <w:rPr>
+          <w:rFonts w:ascii="Times New Roman" w:hAnsi="Times New Roman" w:cs="Times New Roman"/>
+          <w:lang w:val="ru-RU"/>
+        </w:rPr>
+        <w:t>фальсифицированного фрагмента на изображении</w:t>
+      </w:r>
+    </w:p>
+    <w:p>
+      <w:pPr>
+        <w:pStyle w:val="ListParagraph"/>
+        <w:numPr>
+          <w:ilvl w:val="2"/>
+          <w:numId w:val="1"/>
+        </w:numPr>
+        <w:spacing w:after="0"/>
+        <w:rPr>
+          <w:rFonts w:ascii="Times New Roman" w:hAnsi="Times New Roman" w:cs="Times New Roman"/>
+          <w:lang w:val="ru-RU"/>
+        </w:rPr>
+      </w:pPr>
+      <w:r>
+        <w:rPr>
+          <w:rFonts w:ascii="Times New Roman" w:hAnsi="Times New Roman" w:cs="Times New Roman"/>
+          <w:lang w:val="ru-RU"/>
+        </w:rPr>
+        <w:t>Обоснование критериев сравнения методов</w:t>
+      </w:r>
+    </w:p>
+    <w:p>
+      <w:pPr>
+        <w:pStyle w:val="ListParagraph"/>
+        <w:numPr>
+          <w:ilvl w:val="2"/>
+          <w:numId w:val="1"/>
+        </w:numPr>
+        <w:spacing w:after="0"/>
+        <w:rPr>
+          <w:rFonts w:ascii="Times New Roman" w:hAnsi="Times New Roman" w:cs="Times New Roman"/>
+          <w:lang w:val="ru-RU"/>
+        </w:rPr>
+      </w:pPr>
+      <w:r>
+        <w:rPr>
+          <w:rFonts w:ascii="Times New Roman" w:hAnsi="Times New Roman" w:cs="Times New Roman"/>
+          <w:lang w:val="ru-RU"/>
+        </w:rPr>
+        <w:t>Таблица сравнения методов</w:t>
+      </w:r>
+    </w:p>
+    <w:p>
+      <w:pPr>
+        <w:spacing w:after="0"/>
+        <w:rPr>
+          <w:rFonts w:ascii="Times New Roman" w:hAnsi="Times New Roman" w:cs="Times New Roman"/>
+          <w:lang w:val="ru-RU"/>
+        </w:rPr>
+      </w:pPr>
+      <w:r>
+        <w:rPr>
+          <w:rFonts w:ascii="Times New Roman" w:hAnsi="Times New Roman" w:cs="Times New Roman"/>
+          <w:lang w:val="ru-RU"/>
+        </w:rPr>
+        <w:t>1.</w:t>
+      </w:r>
+      <w:r>
+        <w:rPr>
+          <w:rFonts w:ascii="Times New Roman" w:hAnsi="Times New Roman" w:cs="Times New Roman"/>
+          <w:lang w:val="ru-RU"/>
+        </w:rPr>
+        <w:t>4</w:t>
+      </w:r>
+      <w:r>
+        <w:rPr>
+          <w:rFonts w:ascii="Times New Roman" w:hAnsi="Times New Roman" w:cs="Times New Roman"/>
+          <w:lang w:val="ru-RU"/>
+        </w:rPr>
+        <w:t>. Форма</w:t>
+      </w:r>
+      <w:r>
+        <w:rPr>
+          <w:rFonts w:ascii="Times New Roman" w:hAnsi="Times New Roman" w:cs="Times New Roman"/>
+          <w:lang w:val="ru-RU"/>
+        </w:rPr>
+        <w:t>лизованная</w:t>
+      </w:r>
+      <w:r>
+        <w:rPr>
+          <w:rFonts w:ascii="Times New Roman" w:hAnsi="Times New Roman" w:cs="Times New Roman"/>
+          <w:lang w:val="ru-RU"/>
+        </w:rPr>
+        <w:t xml:space="preserve"> постановка задачи </w:t>
       </w:r>
     </w:p>
     <w:p>
@@ -322,7 +485,7 @@
           <w:rFonts w:ascii="Times New Roman" w:hAnsi="Times New Roman" w:cs="Times New Roman"/>
           <w:lang w:val="ru-RU"/>
         </w:rPr>
-        <w:t>Требования и ограничения к разрабатываемому методу</w:t>
+        <w:t>Требования к разрабатываемому методу</w:t>
       </w:r>
     </w:p>
     <w:p>
@@ -345,7 +508,14 @@
           <w:rFonts w:ascii="Times New Roman" w:hAnsi="Times New Roman" w:cs="Times New Roman"/>
           <w:lang w:val="ru-RU"/>
         </w:rPr>
-        <w:t>Основные этапы разрабатываемого метода</w:t>
+        <w:t>Описание</w:t>
+      </w:r>
+      <w:r>
+        <w:rPr>
+          <w:rFonts w:ascii="Times New Roman" w:hAnsi="Times New Roman" w:cs="Times New Roman"/>
+          <w:lang w:val="ru-RU"/>
+        </w:rPr>
+        <w:t xml:space="preserve"> разрабатываемого метода</w:t>
       </w:r>
       <w:r>
         <w:rPr>
@@ -368,7 +538,7 @@
           <w:rFonts w:ascii="Times New Roman" w:hAnsi="Times New Roman" w:cs="Times New Roman"/>
           <w:lang w:val="ru-RU"/>
         </w:rPr>
-        <w:t xml:space="preserve">2.2.1.  </w:t>
+        <w:t xml:space="preserve">2.2.1. </w:t>
       </w:r>
       <w:r>
         <w:rPr>
@@ -421,7 +591,21 @@
           <w:rFonts w:ascii="Times New Roman" w:hAnsi="Times New Roman" w:cs="Times New Roman"/>
           <w:lang w:val="ru-RU"/>
         </w:rPr>
-        <w:t xml:space="preserve">2.3. </w:t>
+        <w:t>2.</w:t>
+      </w:r>
+      <w:r>
+        <w:rPr>
+          <w:rFonts w:ascii="Times New Roman" w:hAnsi="Times New Roman" w:cs="Times New Roman"/>
+          <w:lang w:val="ru-RU"/>
+        </w:rPr>
+        <w:t>2.3</w:t>
+      </w:r>
+      <w:r>
+        <w:rPr>
+          <w:rFonts w:ascii="Times New Roman" w:hAnsi="Times New Roman" w:cs="Times New Roman"/>
+          <w:lang w:val="ru-RU"/>
+        </w:rPr>
+        <w:t xml:space="preserve">. </w:t>
       </w:r>
       <w:r>
         <w:rPr>
@@ -465,7 +649,21 @@
           <w:rFonts w:ascii="Times New Roman" w:hAnsi="Times New Roman" w:cs="Times New Roman"/>
           <w:lang w:val="ru-RU"/>
         </w:rPr>
-        <w:t>2.4.</w:t>
+        <w:t>2.</w:t>
+      </w:r>
+      <w:r>
+        <w:rPr>
+          <w:rFonts w:ascii="Times New Roman" w:hAnsi="Times New Roman" w:cs="Times New Roman"/>
+          <w:lang w:val="ru-RU"/>
+        </w:rPr>
+        <w:t>3</w:t>
+      </w:r>
+      <w:r>
+        <w:rPr>
+          <w:rFonts w:ascii="Times New Roman" w:hAnsi="Times New Roman" w:cs="Times New Roman"/>
+          <w:lang w:val="ru-RU"/>
+        </w:rPr>
+        <w:t>.</w:t>
       </w:r>
       <w:r>
         <w:rPr>
@@ -495,7 +693,21 @@
           <w:rFonts w:ascii="Times New Roman" w:hAnsi="Times New Roman" w:cs="Times New Roman"/>
           <w:lang w:val="ru-RU"/>
         </w:rPr>
-        <w:t>2.5.</w:t>
+        <w:t>2.</w:t>
+      </w:r>
+      <w:r>
+        <w:rPr>
+          <w:rFonts w:ascii="Times New Roman" w:hAnsi="Times New Roman" w:cs="Times New Roman"/>
+          <w:lang w:val="ru-RU"/>
+        </w:rPr>
+        <w:t>4</w:t>
+      </w:r>
+      <w:r>
+        <w:rPr>
+          <w:rFonts w:ascii="Times New Roman" w:hAnsi="Times New Roman" w:cs="Times New Roman"/>
+          <w:lang w:val="ru-RU"/>
+        </w:rPr>
+        <w:t>.</w:t>
       </w:r>
       <w:r>
         <w:rPr>
@@ -808,7 +1020,21 @@
           <w:rFonts w:ascii="Times New Roman" w:hAnsi="Times New Roman" w:cs="Times New Roman"/>
           <w:lang w:val="ru-RU"/>
         </w:rPr>
-        <w:t xml:space="preserve">Влияние слоя внимания на качество модели </w:t>
+        <w:t xml:space="preserve">Влияние слоя внимания на качество </w:t>
+      </w:r>
+      <w:r>
+        <w:rPr>
+          <w:rFonts w:ascii="Times New Roman" w:hAnsi="Times New Roman" w:cs="Times New Roman"/>
+          <w:lang w:val="ru-RU"/>
+        </w:rPr>
+        <w:t xml:space="preserve">обнаружения </w:t>
+      </w:r>
+      <w:r>
+        <w:rPr>
+          <w:rFonts w:ascii="Times New Roman" w:hAnsi="Times New Roman" w:cs="Times New Roman"/>
+          <w:lang w:val="ru-RU"/>
+        </w:rPr>
+        <w:t xml:space="preserve">модели </w:t>
       </w:r>
     </w:p>
     <w:p>
@@ -831,7 +1057,28 @@
           <w:rFonts w:ascii="Times New Roman" w:hAnsi="Times New Roman" w:cs="Times New Roman"/>
           <w:lang w:val="ru-RU"/>
         </w:rPr>
-        <w:t xml:space="preserve">Влияние слоя адаптации признаков на качество модели </w:t>
+        <w:t xml:space="preserve">Влияние слоя адаптации признаков на качество </w:t>
+      </w:r>
+      <w:r>
+        <w:rPr>
+          <w:rFonts w:ascii="Times New Roman" w:hAnsi="Times New Roman" w:cs="Times New Roman"/>
+          <w:lang w:val="ru-RU"/>
+        </w:rPr>
+        <w:t xml:space="preserve">обнаружения </w:t>
+      </w:r>
+      <w:r>
+        <w:rPr>
+          <w:rFonts w:ascii="Times New Roman" w:hAnsi="Times New Roman" w:cs="Times New Roman"/>
+          <w:lang w:val="ru-RU"/>
+        </w:rPr>
+        <w:t xml:space="preserve"> </w:t>
+      </w:r>
+      <w:r>
+        <w:rPr>
+          <w:rFonts w:ascii="Times New Roman" w:hAnsi="Times New Roman" w:cs="Times New Roman"/>
+          <w:lang w:val="ru-RU"/>
+        </w:rPr>
+        <w:t xml:space="preserve">модели </w:t>
       </w:r>
     </w:p>
     <w:p>
@@ -860,35 +1107,12 @@
     <w:p>
       <w:pPr>
         <w:spacing w:after="0"/>
-        <w:rPr>
-          <w:rFonts w:ascii="Times New Roman" w:hAnsi="Times New Roman" w:cs="Times New Roman"/>
-          <w:lang w:val="ru-RU"/>
-        </w:rPr>
-      </w:pPr>
-      <w:r>
         <w:rPr>
           <w:rFonts w:ascii="Times New Roman" w:hAnsi="Times New Roman" w:cs="Times New Roman"/>
           <w:b/>
           <w:bCs/>
           <w:lang w:val="ru-RU"/>
         </w:rPr>
-        <w:t>Заключение</w:t>
-      </w:r>
-      <w:r>
-        <w:rPr>
-          <w:rFonts w:ascii="Times New Roman" w:hAnsi="Times New Roman" w:cs="Times New Roman"/>
-          <w:lang w:val="ru-RU"/>
-        </w:rPr>
-        <w:t xml:space="preserve"> </w:t>
-      </w:r>
-    </w:p>
-    <w:p>
-      <w:pPr>
-        <w:spacing w:after="0"/>
-        <w:rPr>
-          <w:rFonts w:ascii="Times New Roman" w:hAnsi="Times New Roman" w:cs="Times New Roman"/>
-          <w:lang w:val="ru-RU"/>
-        </w:rPr>
       </w:pPr>
       <w:r>
         <w:rPr>
@@ -897,24 +1121,8 @@
           <w:bCs/>
           <w:lang w:val="ru-RU"/>
         </w:rPr>
-        <w:t>Список использованных источников</w:t>
-      </w:r>
-      <w:r>
-        <w:rPr>
-          <w:rFonts w:ascii="Times New Roman" w:hAnsi="Times New Roman" w:cs="Times New Roman"/>
-          <w:lang w:val="ru-RU"/>
-        </w:rPr>
-        <w:t xml:space="preserve"> </w:t>
-      </w:r>
-    </w:p>
-    <w:p>
-      <w:pPr>
-        <w:spacing w:after="0"/>
-        <w:rPr>
-          <w:rFonts w:ascii="Times New Roman" w:hAnsi="Times New Roman" w:cs="Times New Roman"/>
-          <w:lang w:val="ru-RU"/>
-        </w:rPr>
-      </w:pPr>
+        <w:t>З</w:t>
+      </w:r>
       <w:r>
         <w:rPr>
           <w:rFonts w:ascii="Times New Roman" w:hAnsi="Times New Roman" w:cs="Times New Roman"/>
@@ -922,7 +1130,45 @@
           <w:bCs/>
           <w:lang w:val="ru-RU"/>
         </w:rPr>
-        <w:t>Приложения</w:t>
+        <w:t>АКЛЮЧЕНИЕ</w:t>
+      </w:r>
+    </w:p>
+    <w:p>
+      <w:pPr>
+        <w:spacing w:after="0"/>
+        <w:rPr>
+          <w:rFonts w:ascii="Times New Roman" w:hAnsi="Times New Roman" w:cs="Times New Roman"/>
+          <w:b/>
+          <w:bCs/>
+          <w:lang w:val="ru-RU"/>
+        </w:rPr>
+      </w:pPr>
+      <w:r>
+        <w:rPr>
+          <w:rFonts w:ascii="Times New Roman" w:hAnsi="Times New Roman" w:cs="Times New Roman"/>
+          <w:b/>
+          <w:bCs/>
+          <w:lang w:val="ru-RU"/>
+        </w:rPr>
+        <w:t>СПИСОК ИСПОЛЬЗОВАННЫХ ИСТОЧНИКОВ</w:t>
+      </w:r>
+    </w:p>
+    <w:p>
+      <w:pPr>
+        <w:spacing w:after="0"/>
+        <w:rPr>
+          <w:rFonts w:ascii="Times New Roman" w:hAnsi="Times New Roman" w:cs="Times New Roman"/>
+          <w:lang w:val="ru-RU"/>
+        </w:rPr>
+      </w:pPr>
+      <w:r>
+        <w:rPr>
+          <w:rFonts w:ascii="Times New Roman" w:hAnsi="Times New Roman" w:cs="Times New Roman"/>
+          <w:b/>
+          <w:bCs/>
+          <w:lang w:val="ru-RU"/>
+        </w:rPr>
+        <w:t>ПРИЛОЖЕНИЕ А</w:t>
       </w:r>
       <w:r>
         <w:rPr>
@@ -943,7 +1189,7 @@
     </w:p>
     <w:sectPr>
       <w:pgSz w:w="12240" w:h="15840"/>
-      <w:pgMar w:top="1440" w:right="1440" w:bottom="1440" w:left="1440" w:header="720" w:footer="720" w:gutter="0"/>
+      <w:pgMar w:top="1134" w:right="567" w:bottom="1134" w:left="1701" w:header="720" w:footer="720" w:gutter="0"/>
       <w:cols w:space="720"/>
       <w:docGrid w:linePitch="360"/>
     </w:sectPr>
@@ -1675,6 +1921,7 @@
   <w:style w:type="character" w:default="1" w:styleId="DefaultParagraphFont">
     <w:name w:val="Default Paragraph Font"/>
     <w:uiPriority w:val="1"/>
+    <w:semiHidden/>
     <w:unhideWhenUsed/>
   </w:style>
   <w:style w:type="table" w:default="1" w:styleId="TableNormal">

--- a/О.docx
+++ b/О.docx
@@ -63,6 +63,8 @@
         <w:spacing w:after="0"/>
         <w:rPr>
           <w:rFonts w:ascii="Times New Roman" w:hAnsi="Times New Roman" w:cs="Times New Roman"/>
+          <w:i/>
+          <w:iCs/>
           <w:lang w:val="ru-RU"/>
         </w:rPr>
       </w:pPr>
@@ -81,6 +83,128 @@
           <w:lang w:val="ru-RU"/>
         </w:rPr>
         <w:t xml:space="preserve"> </w:t>
+      </w:r>
+    </w:p>
+    <w:p>
+      <w:pPr>
+        <w:spacing w:after="0"/>
+        <w:rPr>
+          <w:rFonts w:ascii="Times New Roman" w:hAnsi="Times New Roman" w:cs="Times New Roman"/>
+          <w:lang w:val="ru-RU"/>
+        </w:rPr>
+      </w:pPr>
+      <w:r>
+        <w:rPr>
+          <w:rFonts w:ascii="Times New Roman" w:hAnsi="Times New Roman" w:cs="Times New Roman"/>
+          <w:lang w:val="ru-RU"/>
+        </w:rPr>
+        <w:t>1.</w:t>
+      </w:r>
+      <w:r>
+        <w:rPr>
+          <w:rFonts w:ascii="Times New Roman" w:hAnsi="Times New Roman" w:cs="Times New Roman"/>
+          <w:lang w:val="ru-RU"/>
+        </w:rPr>
+        <w:t>1</w:t>
+      </w:r>
+      <w:r>
+        <w:rPr>
+          <w:rFonts w:ascii="Times New Roman" w:hAnsi="Times New Roman" w:cs="Times New Roman"/>
+          <w:lang w:val="vi-VN"/>
+        </w:rPr>
+        <w:t>.</w:t>
+      </w:r>
+      <w:r>
+        <w:rPr>
+          <w:rFonts w:ascii="Times New Roman" w:hAnsi="Times New Roman" w:cs="Times New Roman"/>
+          <w:lang w:val="ru-RU"/>
+        </w:rPr>
+        <w:t xml:space="preserve"> </w:t>
+      </w:r>
+      <w:r>
+        <w:rPr>
+          <w:rFonts w:ascii="Times New Roman" w:hAnsi="Times New Roman" w:cs="Times New Roman"/>
+          <w:lang w:val="ru-RU"/>
+        </w:rPr>
+        <w:t>Фальсификация изображений и задач</w:t>
+      </w:r>
+      <w:r>
+        <w:rPr>
+          <w:rFonts w:ascii="Times New Roman" w:hAnsi="Times New Roman" w:cs="Times New Roman"/>
+          <w:lang w:val="ru-RU"/>
+        </w:rPr>
+        <w:t>а</w:t>
+      </w:r>
+      <w:r>
+        <w:rPr>
+          <w:rFonts w:ascii="Times New Roman" w:hAnsi="Times New Roman" w:cs="Times New Roman"/>
+          <w:lang w:val="ru-RU"/>
+        </w:rPr>
+        <w:t xml:space="preserve"> </w:t>
+      </w:r>
+      <w:r>
+        <w:rPr>
+          <w:rFonts w:ascii="Times New Roman" w:hAnsi="Times New Roman" w:cs="Times New Roman"/>
+          <w:lang w:val="ru-RU"/>
+        </w:rPr>
+        <w:t>её</w:t>
+      </w:r>
+      <w:r>
+        <w:rPr>
+          <w:rFonts w:ascii="Times New Roman" w:hAnsi="Times New Roman" w:cs="Times New Roman"/>
+          <w:lang w:val="ru-RU"/>
+        </w:rPr>
+        <w:t xml:space="preserve"> обнаружения</w:t>
+      </w:r>
+      <w:r>
+        <w:rPr>
+          <w:rFonts w:ascii="Times New Roman" w:hAnsi="Times New Roman" w:cs="Times New Roman"/>
+          <w:i/>
+          <w:iCs/>
+          <w:lang w:val="ru-RU"/>
+        </w:rPr>
+        <w:t xml:space="preserve"> </w:t>
+      </w:r>
+    </w:p>
+    <w:p>
+      <w:pPr>
+        <w:pStyle w:val="ListParagraph"/>
+        <w:numPr>
+          <w:ilvl w:val="2"/>
+          <w:numId w:val="1"/>
+        </w:numPr>
+        <w:spacing w:after="0"/>
+        <w:rPr>
+          <w:rFonts w:ascii="Times New Roman" w:hAnsi="Times New Roman" w:cs="Times New Roman"/>
+        </w:rPr>
+      </w:pPr>
+      <w:r>
+        <w:rPr>
+          <w:rFonts w:ascii="Times New Roman" w:hAnsi="Times New Roman" w:cs="Times New Roman"/>
+          <w:lang w:val="ru-RU"/>
+        </w:rPr>
+        <w:t xml:space="preserve">Понятие фальсификации изображений </w:t>
+      </w:r>
+    </w:p>
+    <w:p>
+      <w:pPr>
+        <w:pStyle w:val="ListParagraph"/>
+        <w:numPr>
+          <w:ilvl w:val="2"/>
+          <w:numId w:val="1"/>
+        </w:numPr>
+        <w:spacing w:after="0"/>
+        <w:rPr>
+          <w:rFonts w:ascii="Times New Roman" w:hAnsi="Times New Roman" w:cs="Times New Roman"/>
+          <w:lang w:val="ru-RU"/>
+        </w:rPr>
+      </w:pPr>
+      <w:r>
+        <w:rPr>
+          <w:rFonts w:ascii="Times New Roman" w:hAnsi="Times New Roman" w:cs="Times New Roman"/>
+          <w:lang w:val="ru-RU"/>
+        </w:rPr>
+        <w:t>Основные трудности и требования к методам обнаружения</w:t>
       </w:r>
     </w:p>
     <w:p>
@@ -93,14 +217,36 @@
         <w:spacing w:after="0"/>
         <w:rPr>
           <w:rFonts w:ascii="Times New Roman" w:hAnsi="Times New Roman" w:cs="Times New Roman"/>
-        </w:rPr>
-      </w:pPr>
-      <w:r>
-        <w:rPr>
-          <w:rFonts w:ascii="Times New Roman" w:hAnsi="Times New Roman" w:cs="Times New Roman"/>
-          <w:lang w:val="ru-RU"/>
-        </w:rPr>
-        <w:t xml:space="preserve">Анализ предметной области </w:t>
+          <w:lang w:val="ru-RU"/>
+        </w:rPr>
+      </w:pPr>
+      <w:r>
+        <w:rPr>
+          <w:rFonts w:ascii="Times New Roman" w:hAnsi="Times New Roman" w:cs="Times New Roman"/>
+          <w:lang w:val="ru-RU"/>
+        </w:rPr>
+        <w:t>М</w:t>
+      </w:r>
+      <w:r>
+        <w:rPr>
+          <w:rFonts w:ascii="Times New Roman" w:hAnsi="Times New Roman" w:cs="Times New Roman"/>
+          <w:lang w:val="ru-RU"/>
+        </w:rPr>
+        <w:t>етод</w:t>
+      </w:r>
+      <w:r>
+        <w:rPr>
+          <w:rFonts w:ascii="Times New Roman" w:hAnsi="Times New Roman" w:cs="Times New Roman"/>
+          <w:lang w:val="ru-RU"/>
+        </w:rPr>
+        <w:t>ы</w:t>
+      </w:r>
+      <w:r>
+        <w:rPr>
+          <w:rFonts w:ascii="Times New Roman" w:hAnsi="Times New Roman" w:cs="Times New Roman"/>
+          <w:lang w:val="ru-RU"/>
+        </w:rPr>
+        <w:t xml:space="preserve"> обнаружения фальсифицированного фрагмента на изображении </w:t>
       </w:r>
     </w:p>
     <w:p>
@@ -113,14 +259,36 @@
         <w:spacing w:after="0"/>
         <w:rPr>
           <w:rFonts w:ascii="Times New Roman" w:hAnsi="Times New Roman" w:cs="Times New Roman"/>
-        </w:rPr>
-      </w:pPr>
-      <w:r>
-        <w:rPr>
-          <w:rFonts w:ascii="Times New Roman" w:hAnsi="Times New Roman" w:cs="Times New Roman"/>
-          <w:lang w:val="ru-RU"/>
-        </w:rPr>
-        <w:t xml:space="preserve">Понятие фальсификации изображений </w:t>
+          <w:lang w:val="ru-RU"/>
+        </w:rPr>
+      </w:pPr>
+      <w:r>
+        <w:rPr>
+          <w:rFonts w:ascii="Times New Roman" w:hAnsi="Times New Roman" w:cs="Times New Roman"/>
+          <w:lang w:val="ru-RU"/>
+        </w:rPr>
+        <w:t xml:space="preserve">Метод </w:t>
+      </w:r>
+      <w:r>
+        <w:rPr>
+          <w:rFonts w:ascii="Times New Roman" w:hAnsi="Times New Roman" w:cs="Times New Roman"/>
+          <w:lang w:val="ru-RU"/>
+        </w:rPr>
+        <w:t>на основе анализа</w:t>
+      </w:r>
+      <w:r>
+        <w:rPr>
+          <w:rFonts w:ascii="Times New Roman" w:hAnsi="Times New Roman" w:cs="Times New Roman"/>
+          <w:lang w:val="ru-RU"/>
+        </w:rPr>
+        <w:t xml:space="preserve"> </w:t>
+      </w:r>
+      <w:r>
+        <w:rPr>
+          <w:rFonts w:ascii="Times New Roman" w:hAnsi="Times New Roman" w:cs="Times New Roman"/>
+          <w:lang w:val="ru-RU"/>
+        </w:rPr>
+        <w:t>целостности изображений</w:t>
       </w:r>
     </w:p>
     <w:p>
@@ -141,7 +309,63 @@
           <w:rFonts w:ascii="Times New Roman" w:hAnsi="Times New Roman" w:cs="Times New Roman"/>
           <w:lang w:val="ru-RU"/>
         </w:rPr>
-        <w:t>Основные трудности и требования к методам обнаружения</w:t>
+        <w:t>Метод поиска ключевых точек</w:t>
+      </w:r>
+    </w:p>
+    <w:p>
+      <w:pPr>
+        <w:pStyle w:val="ListParagraph"/>
+        <w:numPr>
+          <w:ilvl w:val="2"/>
+          <w:numId w:val="1"/>
+        </w:numPr>
+        <w:spacing w:after="0"/>
+        <w:rPr>
+          <w:rFonts w:ascii="Times New Roman" w:hAnsi="Times New Roman" w:cs="Times New Roman"/>
+          <w:lang w:val="ru-RU"/>
+        </w:rPr>
+      </w:pPr>
+      <w:r>
+        <w:rPr>
+          <w:rFonts w:ascii="Times New Roman" w:hAnsi="Times New Roman" w:cs="Times New Roman"/>
+          <w:lang w:val="ru-RU"/>
+        </w:rPr>
+        <w:t xml:space="preserve">Методы на основе </w:t>
+      </w:r>
+      <w:r>
+        <w:rPr>
+          <w:rFonts w:ascii="Times New Roman" w:hAnsi="Times New Roman" w:cs="Times New Roman"/>
+          <w:lang w:val="ru-RU"/>
+        </w:rPr>
+        <w:t xml:space="preserve">сверточной </w:t>
+      </w:r>
+      <w:r>
+        <w:rPr>
+          <w:rFonts w:ascii="Times New Roman" w:hAnsi="Times New Roman" w:cs="Times New Roman"/>
+          <w:lang w:val="ru-RU"/>
+        </w:rPr>
+        <w:t>нейронн</w:t>
+      </w:r>
+      <w:r>
+        <w:rPr>
+          <w:rFonts w:ascii="Times New Roman" w:hAnsi="Times New Roman" w:cs="Times New Roman"/>
+          <w:lang w:val="ru-RU"/>
+        </w:rPr>
+        <w:t>ой</w:t>
+      </w:r>
+      <w:r>
+        <w:rPr>
+          <w:rFonts w:ascii="Times New Roman" w:hAnsi="Times New Roman" w:cs="Times New Roman"/>
+          <w:lang w:val="ru-RU"/>
+        </w:rPr>
+        <w:t xml:space="preserve"> сет</w:t>
+      </w:r>
+      <w:r>
+        <w:rPr>
+          <w:rFonts w:ascii="Times New Roman" w:hAnsi="Times New Roman" w:cs="Times New Roman"/>
+          <w:lang w:val="ru-RU"/>
+        </w:rPr>
+        <w:t>и</w:t>
       </w:r>
     </w:p>
     <w:p>
@@ -162,28 +386,14 @@
           <w:rFonts w:ascii="Times New Roman" w:hAnsi="Times New Roman" w:cs="Times New Roman"/>
           <w:lang w:val="ru-RU"/>
         </w:rPr>
-        <w:t>М</w:t>
-      </w:r>
-      <w:r>
-        <w:rPr>
-          <w:rFonts w:ascii="Times New Roman" w:hAnsi="Times New Roman" w:cs="Times New Roman"/>
-          <w:lang w:val="ru-RU"/>
-        </w:rPr>
-        <w:t>етод</w:t>
-      </w:r>
-      <w:r>
-        <w:rPr>
-          <w:rFonts w:ascii="Times New Roman" w:hAnsi="Times New Roman" w:cs="Times New Roman"/>
-          <w:lang w:val="ru-RU"/>
-        </w:rPr>
-        <w:t>ы</w:t>
-      </w:r>
-      <w:r>
-        <w:rPr>
-          <w:rFonts w:ascii="Times New Roman" w:hAnsi="Times New Roman" w:cs="Times New Roman"/>
-          <w:lang w:val="ru-RU"/>
-        </w:rPr>
-        <w:t xml:space="preserve"> обнаружения фальсифицированного фрагмента на изображении </w:t>
+        <w:t xml:space="preserve">Сравнительный анализ </w:t>
+      </w:r>
+      <w:r>
+        <w:rPr>
+          <w:rFonts w:ascii="Times New Roman" w:hAnsi="Times New Roman" w:cs="Times New Roman"/>
+          <w:lang w:val="ru-RU"/>
+        </w:rPr>
+        <w:t>методов фальсифицированного фрагмента на изображении</w:t>
       </w:r>
     </w:p>
     <w:p>
@@ -204,28 +414,7 @@
           <w:rFonts w:ascii="Times New Roman" w:hAnsi="Times New Roman" w:cs="Times New Roman"/>
           <w:lang w:val="ru-RU"/>
         </w:rPr>
-        <w:t xml:space="preserve">Метод </w:t>
-      </w:r>
-      <w:r>
-        <w:rPr>
-          <w:rFonts w:ascii="Times New Roman" w:hAnsi="Times New Roman" w:cs="Times New Roman"/>
-          <w:lang w:val="ru-RU"/>
-        </w:rPr>
-        <w:t>на основе анализа</w:t>
-      </w:r>
-      <w:r>
-        <w:rPr>
-          <w:rFonts w:ascii="Times New Roman" w:hAnsi="Times New Roman" w:cs="Times New Roman"/>
-          <w:lang w:val="ru-RU"/>
-        </w:rPr>
-        <w:t xml:space="preserve"> </w:t>
-      </w:r>
-      <w:r>
-        <w:rPr>
-          <w:rFonts w:ascii="Times New Roman" w:hAnsi="Times New Roman" w:cs="Times New Roman"/>
-          <w:lang w:val="ru-RU"/>
-        </w:rPr>
-        <w:t>целостности изображений</w:t>
+        <w:t>Обоснование критериев сравнения методов</w:t>
       </w:r>
     </w:p>
     <w:p>
@@ -246,153 +435,6 @@
           <w:rFonts w:ascii="Times New Roman" w:hAnsi="Times New Roman" w:cs="Times New Roman"/>
           <w:lang w:val="ru-RU"/>
         </w:rPr>
-        <w:t xml:space="preserve">Метод </w:t>
-      </w:r>
-      <w:r>
-        <w:rPr>
-          <w:rFonts w:ascii="Times New Roman" w:hAnsi="Times New Roman" w:cs="Times New Roman"/>
-          <w:lang w:val="ru-RU"/>
-        </w:rPr>
-        <w:t>поиска ключевых</w:t>
-      </w:r>
-      <w:r>
-        <w:rPr>
-          <w:rFonts w:ascii="Times New Roman" w:hAnsi="Times New Roman" w:cs="Times New Roman"/>
-          <w:lang w:val="ru-RU"/>
-        </w:rPr>
-        <w:t xml:space="preserve"> точек</w:t>
-      </w:r>
-    </w:p>
-    <w:p>
-      <w:pPr>
-        <w:pStyle w:val="ListParagraph"/>
-        <w:numPr>
-          <w:ilvl w:val="2"/>
-          <w:numId w:val="1"/>
-        </w:numPr>
-        <w:spacing w:after="0"/>
-        <w:rPr>
-          <w:rFonts w:ascii="Times New Roman" w:hAnsi="Times New Roman" w:cs="Times New Roman"/>
-          <w:lang w:val="ru-RU"/>
-        </w:rPr>
-      </w:pPr>
-      <w:r>
-        <w:rPr>
-          <w:rFonts w:ascii="Times New Roman" w:hAnsi="Times New Roman" w:cs="Times New Roman"/>
-          <w:lang w:val="ru-RU"/>
-        </w:rPr>
-        <w:t xml:space="preserve">Методы на основе </w:t>
-      </w:r>
-      <w:r>
-        <w:rPr>
-          <w:rFonts w:ascii="Times New Roman" w:hAnsi="Times New Roman" w:cs="Times New Roman"/>
-          <w:lang w:val="ru-RU"/>
-        </w:rPr>
-        <w:t xml:space="preserve">сверточной </w:t>
-      </w:r>
-      <w:r>
-        <w:rPr>
-          <w:rFonts w:ascii="Times New Roman" w:hAnsi="Times New Roman" w:cs="Times New Roman"/>
-          <w:lang w:val="ru-RU"/>
-        </w:rPr>
-        <w:t>нейронн</w:t>
-      </w:r>
-      <w:r>
-        <w:rPr>
-          <w:rFonts w:ascii="Times New Roman" w:hAnsi="Times New Roman" w:cs="Times New Roman"/>
-          <w:lang w:val="ru-RU"/>
-        </w:rPr>
-        <w:t>ой</w:t>
-      </w:r>
-      <w:r>
-        <w:rPr>
-          <w:rFonts w:ascii="Times New Roman" w:hAnsi="Times New Roman" w:cs="Times New Roman"/>
-          <w:lang w:val="ru-RU"/>
-        </w:rPr>
-        <w:t xml:space="preserve"> сет</w:t>
-      </w:r>
-      <w:r>
-        <w:rPr>
-          <w:rFonts w:ascii="Times New Roman" w:hAnsi="Times New Roman" w:cs="Times New Roman"/>
-          <w:lang w:val="ru-RU"/>
-        </w:rPr>
-        <w:t>и</w:t>
-      </w:r>
-    </w:p>
-    <w:p>
-      <w:pPr>
-        <w:pStyle w:val="ListParagraph"/>
-        <w:numPr>
-          <w:ilvl w:val="1"/>
-          <w:numId w:val="1"/>
-        </w:numPr>
-        <w:spacing w:after="0"/>
-        <w:rPr>
-          <w:rFonts w:ascii="Times New Roman" w:hAnsi="Times New Roman" w:cs="Times New Roman"/>
-          <w:lang w:val="ru-RU"/>
-        </w:rPr>
-      </w:pPr>
-      <w:r>
-        <w:rPr>
-          <w:rFonts w:ascii="Times New Roman" w:hAnsi="Times New Roman" w:cs="Times New Roman"/>
-          <w:lang w:val="ru-RU"/>
-        </w:rPr>
-        <w:t xml:space="preserve">Сравнительный анализ </w:t>
-      </w:r>
-      <w:r>
-        <w:rPr>
-          <w:rFonts w:ascii="Times New Roman" w:hAnsi="Times New Roman" w:cs="Times New Roman"/>
-          <w:lang w:val="ru-RU"/>
-        </w:rPr>
-        <w:t xml:space="preserve">методов </w:t>
-      </w:r>
-      <w:r>
-        <w:rPr>
-          <w:rFonts w:ascii="Times New Roman" w:hAnsi="Times New Roman" w:cs="Times New Roman"/>
-          <w:lang w:val="ru-RU"/>
-        </w:rPr>
-        <w:t>фальсифицированного фрагмента на изображении</w:t>
-      </w:r>
-    </w:p>
-    <w:p>
-      <w:pPr>
-        <w:pStyle w:val="ListParagraph"/>
-        <w:numPr>
-          <w:ilvl w:val="2"/>
-          <w:numId w:val="1"/>
-        </w:numPr>
-        <w:spacing w:after="0"/>
-        <w:rPr>
-          <w:rFonts w:ascii="Times New Roman" w:hAnsi="Times New Roman" w:cs="Times New Roman"/>
-          <w:lang w:val="ru-RU"/>
-        </w:rPr>
-      </w:pPr>
-      <w:r>
-        <w:rPr>
-          <w:rFonts w:ascii="Times New Roman" w:hAnsi="Times New Roman" w:cs="Times New Roman"/>
-          <w:lang w:val="ru-RU"/>
-        </w:rPr>
-        <w:t>Обоснование критериев сравнения методов</w:t>
-      </w:r>
-    </w:p>
-    <w:p>
-      <w:pPr>
-        <w:pStyle w:val="ListParagraph"/>
-        <w:numPr>
-          <w:ilvl w:val="2"/>
-          <w:numId w:val="1"/>
-        </w:numPr>
-        <w:spacing w:after="0"/>
-        <w:rPr>
-          <w:rFonts w:ascii="Times New Roman" w:hAnsi="Times New Roman" w:cs="Times New Roman"/>
-          <w:lang w:val="ru-RU"/>
-        </w:rPr>
-      </w:pPr>
-      <w:r>
-        <w:rPr>
-          <w:rFonts w:ascii="Times New Roman" w:hAnsi="Times New Roman" w:cs="Times New Roman"/>
-          <w:lang w:val="ru-RU"/>
-        </w:rPr>
         <w:t>Таблица сравнения методов</w:t>
       </w:r>
     </w:p>
@@ -568,14 +610,42 @@
           <w:rFonts w:ascii="Times New Roman" w:hAnsi="Times New Roman" w:cs="Times New Roman"/>
           <w:lang w:val="ru-RU"/>
         </w:rPr>
-        <w:t>Предобработка</w:t>
-      </w:r>
-      <w:r>
-        <w:rPr>
-          <w:rFonts w:ascii="Times New Roman" w:hAnsi="Times New Roman" w:cs="Times New Roman"/>
-          <w:lang w:val="ru-RU"/>
-        </w:rPr>
-        <w:t xml:space="preserve">  и извлечение признаков</w:t>
+        <w:t>Алгоритмы п</w:t>
+      </w:r>
+      <w:r>
+        <w:rPr>
+          <w:rFonts w:ascii="Times New Roman" w:hAnsi="Times New Roman" w:cs="Times New Roman"/>
+          <w:lang w:val="ru-RU"/>
+        </w:rPr>
+        <w:t>редобработк</w:t>
+      </w:r>
+      <w:r>
+        <w:rPr>
+          <w:rFonts w:ascii="Times New Roman" w:hAnsi="Times New Roman" w:cs="Times New Roman"/>
+          <w:lang w:val="ru-RU"/>
+        </w:rPr>
+        <w:t>и</w:t>
+      </w:r>
+      <w:r>
+        <w:rPr>
+          <w:rFonts w:ascii="Times New Roman" w:hAnsi="Times New Roman" w:cs="Times New Roman"/>
+          <w:lang w:val="ru-RU"/>
+        </w:rPr>
+        <w:t xml:space="preserve">  и извлечени</w:t>
+      </w:r>
+      <w:r>
+        <w:rPr>
+          <w:rFonts w:ascii="Times New Roman" w:hAnsi="Times New Roman" w:cs="Times New Roman"/>
+          <w:lang w:val="ru-RU"/>
+        </w:rPr>
+        <w:t>я</w:t>
+      </w:r>
+      <w:r>
+        <w:rPr>
+          <w:rFonts w:ascii="Times New Roman" w:hAnsi="Times New Roman" w:cs="Times New Roman"/>
+          <w:lang w:val="ru-RU"/>
+        </w:rPr>
+        <w:t xml:space="preserve"> признаков</w:t>
       </w:r>
     </w:p>
     <w:p>
@@ -677,7 +747,21 @@
           <w:rFonts w:ascii="Times New Roman" w:hAnsi="Times New Roman" w:cs="Times New Roman"/>
           <w:lang w:val="ru-RU"/>
         </w:rPr>
-        <w:t>Структура разрабатываемого программного обеспечения</w:t>
+        <w:t xml:space="preserve">Проектирование </w:t>
+      </w:r>
+      <w:r>
+        <w:rPr>
+          <w:rFonts w:ascii="Times New Roman" w:hAnsi="Times New Roman" w:cs="Times New Roman"/>
+          <w:lang w:val="ru-RU"/>
+        </w:rPr>
+        <w:t>программного обеспечения</w:t>
+      </w:r>
+      <w:r>
+        <w:rPr>
+          <w:rFonts w:ascii="Times New Roman" w:hAnsi="Times New Roman" w:cs="Times New Roman"/>
+          <w:lang w:val="ru-RU"/>
+        </w:rPr>
+        <w:t xml:space="preserve"> метода</w:t>
       </w:r>
     </w:p>
     <w:p>
@@ -792,7 +876,7 @@
           <w:rFonts w:ascii="Times New Roman" w:hAnsi="Times New Roman" w:cs="Times New Roman"/>
           <w:lang w:val="ru-RU"/>
         </w:rPr>
-        <w:t xml:space="preserve">.1.1. Выбор языка программирования </w:t>
+        <w:t>.2. Формат входных и выходных данных</w:t>
       </w:r>
     </w:p>
     <w:p>
@@ -815,52 +899,6 @@
           <w:rFonts w:ascii="Times New Roman" w:hAnsi="Times New Roman" w:cs="Times New Roman"/>
           <w:lang w:val="ru-RU"/>
         </w:rPr>
-        <w:t xml:space="preserve">.1.2. Выбор среды программирования </w:t>
-      </w:r>
-    </w:p>
-    <w:p>
-      <w:pPr>
-        <w:spacing w:after="0"/>
-        <w:rPr>
-          <w:rFonts w:ascii="Times New Roman" w:hAnsi="Times New Roman" w:cs="Times New Roman"/>
-          <w:lang w:val="ru-RU"/>
-        </w:rPr>
-      </w:pPr>
-      <w:r>
-        <w:rPr>
-          <w:rFonts w:ascii="Times New Roman" w:hAnsi="Times New Roman" w:cs="Times New Roman"/>
-          <w:lang w:val="ru-RU"/>
-        </w:rPr>
-        <w:t>3</w:t>
-      </w:r>
-      <w:r>
-        <w:rPr>
-          <w:rFonts w:ascii="Times New Roman" w:hAnsi="Times New Roman" w:cs="Times New Roman"/>
-          <w:lang w:val="ru-RU"/>
-        </w:rPr>
-        <w:t>.2. Формат входных и выходных данных</w:t>
-      </w:r>
-    </w:p>
-    <w:p>
-      <w:pPr>
-        <w:spacing w:after="0"/>
-        <w:rPr>
-          <w:rFonts w:ascii="Times New Roman" w:hAnsi="Times New Roman" w:cs="Times New Roman"/>
-          <w:lang w:val="ru-RU"/>
-        </w:rPr>
-      </w:pPr>
-      <w:r>
-        <w:rPr>
-          <w:rFonts w:ascii="Times New Roman" w:hAnsi="Times New Roman" w:cs="Times New Roman"/>
-          <w:lang w:val="ru-RU"/>
-        </w:rPr>
-        <w:t>3</w:t>
-      </w:r>
-      <w:r>
-        <w:rPr>
-          <w:rFonts w:ascii="Times New Roman" w:hAnsi="Times New Roman" w:cs="Times New Roman"/>
-          <w:lang w:val="ru-RU"/>
-        </w:rPr>
         <w:t xml:space="preserve">.3. </w:t>
       </w:r>
       <w:r>
@@ -868,7 +906,14 @@
           <w:rFonts w:ascii="Times New Roman" w:hAnsi="Times New Roman" w:cs="Times New Roman"/>
           <w:lang w:val="ru-RU"/>
         </w:rPr>
-        <w:t xml:space="preserve">Схема </w:t>
+        <w:t>Структура</w:t>
+      </w:r>
+      <w:r>
+        <w:rPr>
+          <w:rFonts w:ascii="Times New Roman" w:hAnsi="Times New Roman" w:cs="Times New Roman"/>
+          <w:lang w:val="ru-RU"/>
+        </w:rPr>
+        <w:t xml:space="preserve"> </w:t>
       </w:r>
       <w:r>
         <w:rPr>
@@ -1101,7 +1146,86 @@
           <w:rFonts w:ascii="Times New Roman" w:hAnsi="Times New Roman" w:cs="Times New Roman"/>
           <w:lang w:val="ru-RU"/>
         </w:rPr>
-        <w:t xml:space="preserve">Влияние качества изображения на качество модели </w:t>
+        <w:t xml:space="preserve">Влияние </w:t>
+      </w:r>
+      <w:r>
+        <w:rPr>
+          <w:rFonts w:ascii="Times New Roman" w:hAnsi="Times New Roman" w:cs="Times New Roman"/>
+          <w:lang w:val="ru-RU"/>
+        </w:rPr>
+        <w:t>объема передаваемы</w:t>
+      </w:r>
+      <w:r>
+        <w:rPr>
+          <w:rFonts w:ascii="Times New Roman" w:hAnsi="Times New Roman" w:cs="Times New Roman"/>
+          <w:lang w:val="ru-RU"/>
+        </w:rPr>
+        <w:t>х</w:t>
+      </w:r>
+      <w:r>
+        <w:rPr>
+          <w:rFonts w:ascii="Times New Roman" w:hAnsi="Times New Roman" w:cs="Times New Roman"/>
+          <w:lang w:val="ru-RU"/>
+        </w:rPr>
+        <w:t xml:space="preserve"> данных</w:t>
+      </w:r>
+      <w:r>
+        <w:rPr>
+          <w:rFonts w:ascii="Times New Roman" w:hAnsi="Times New Roman" w:cs="Times New Roman"/>
+          <w:lang w:val="ru-RU"/>
+        </w:rPr>
+        <w:t xml:space="preserve"> на качество </w:t>
+      </w:r>
+      <w:r>
+        <w:rPr>
+          <w:rFonts w:ascii="Times New Roman" w:hAnsi="Times New Roman" w:cs="Times New Roman"/>
+          <w:lang w:val="ru-RU"/>
+        </w:rPr>
+        <w:t>работы метода</w:t>
+      </w:r>
+    </w:p>
+    <w:p>
+      <w:pPr>
+        <w:spacing w:after="0"/>
+        <w:rPr>
+          <w:rFonts w:ascii="Times New Roman" w:hAnsi="Times New Roman" w:cs="Times New Roman"/>
+          <w:lang w:val="ru-RU"/>
+        </w:rPr>
+      </w:pPr>
+      <w:r>
+        <w:rPr>
+          <w:rFonts w:ascii="Times New Roman" w:hAnsi="Times New Roman" w:cs="Times New Roman"/>
+          <w:lang w:val="ru-RU"/>
+        </w:rPr>
+        <w:t>4.</w:t>
+      </w:r>
+      <w:r>
+        <w:rPr>
+          <w:rFonts w:ascii="Times New Roman" w:hAnsi="Times New Roman" w:cs="Times New Roman"/>
+          <w:lang w:val="ru-RU"/>
+        </w:rPr>
+        <w:t>5</w:t>
+      </w:r>
+      <w:r>
+        <w:rPr>
+          <w:rFonts w:ascii="Times New Roman" w:hAnsi="Times New Roman" w:cs="Times New Roman"/>
+          <w:lang w:val="ru-RU"/>
+        </w:rPr>
+        <w:t xml:space="preserve">. </w:t>
+      </w:r>
+      <w:r>
+        <w:rPr>
+          <w:rFonts w:ascii="Times New Roman" w:hAnsi="Times New Roman" w:cs="Times New Roman"/>
+          <w:lang w:val="ru-RU"/>
+        </w:rPr>
+        <w:t xml:space="preserve">Влияние качества изображения на качество </w:t>
+      </w:r>
+      <w:r>
+        <w:rPr>
+          <w:rFonts w:ascii="Times New Roman" w:hAnsi="Times New Roman" w:cs="Times New Roman"/>
+          <w:lang w:val="ru-RU"/>
+        </w:rPr>
+        <w:t>работы метода</w:t>
       </w:r>
     </w:p>
     <w:p>
